--- a/MAT_AI/HW2/Petrov_HW2_V7.docx
+++ b/MAT_AI/HW2/Petrov_HW2_V7.docx
@@ -1180,6 +1180,7 @@
           <w:kern w:val="2"/>
           <w:sz w:val="24"/>
           <w:szCs w:val="24"/>
+          <w:lang w:val="en-US"/>
           <w14:ligatures w14:val="standardContextual"/>
         </w:rPr>
       </w:pPr>
